--- a/VAL_PEA_Revue_20260508.docx
+++ b/VAL_PEA_Revue_20260508.docx
@@ -83,7 +83,7 @@
           <w:color w:val="0F2540"/>
           <w:sz w:val="20"/>
         </w:rPr>
-        <w:t>Valorisation : 11764€  |  Investi : 10776€  |  PV/MV : +989€ (+9.2%)</w:t>
+        <w:t>Valorisation : 11700€  |  Investi : 10776€  |  PV/MV : +924€ (+8.6%)</w:t>
       </w:r>
     </w:p>
     <w:tbl>
@@ -354,7 +354,7 @@
                 <w:color w:val="333333"/>
                 <w:sz w:val="16"/>
               </w:rPr>
-              <w:t>27.50</w:t>
+              <w:t>27.16</w:t>
             </w:r>
           </w:p>
         </w:tc>
@@ -372,7 +372,7 @@
                 <w:color w:val="16A34A"/>
                 <w:sz w:val="16"/>
               </w:rPr>
-              <w:t>+45.1%</w:t>
+              <w:t>+43.3%</w:t>
             </w:r>
           </w:p>
         </w:tc>
@@ -390,7 +390,7 @@
                 <w:color w:val="16A34A"/>
                 <w:sz w:val="16"/>
               </w:rPr>
-              <w:t>+385€</w:t>
+              <w:t>+369€</w:t>
             </w:r>
           </w:p>
         </w:tc>
@@ -518,7 +518,7 @@
                 <w:color w:val="333333"/>
                 <w:sz w:val="16"/>
               </w:rPr>
-              <w:t>173.45</w:t>
+              <w:t>171.40</w:t>
             </w:r>
           </w:p>
         </w:tc>
@@ -536,7 +536,7 @@
                 <w:color w:val="DC2626"/>
                 <w:sz w:val="16"/>
               </w:rPr>
-              <w:t>-18.1%</w:t>
+              <w:t>-19.0%</w:t>
             </w:r>
           </w:p>
         </w:tc>
@@ -554,7 +554,7 @@
                 <w:color w:val="DC2626"/>
                 <w:sz w:val="16"/>
               </w:rPr>
-              <w:t>-115€</w:t>
+              <w:t>-121€</w:t>
             </w:r>
           </w:p>
         </w:tc>
@@ -579,6 +579,280 @@
         <w:tc>
           <w:tcPr>
             <w:tcW w:type="dxa" w:w="1133"/>
+            <w:shd w:val="clear" w:color="auto" w:fill="FEE2E2"/>
+          </w:tcPr>
+          <w:p>
+            <w:r>
+              <w:rPr>
+                <w:rFonts w:ascii="Arial" w:hAnsi="Arial"/>
+                <w:b/>
+                <w:i w:val="0"/>
+                <w:color w:val="DC2626"/>
+                <w:sz w:val="16"/>
+              </w:rPr>
+              <w:t>STOP PROCHE</w:t>
+            </w:r>
+          </w:p>
+        </w:tc>
+      </w:tr>
+      <w:tr>
+        <w:tc>
+          <w:tcPr>
+            <w:tcW w:type="dxa" w:w="1133"/>
+            <w:shd w:val="clear" w:color="auto" w:fill="EFF6FF"/>
+          </w:tcPr>
+          <w:p>
+            <w:r>
+              <w:rPr>
+                <w:rFonts w:ascii="Arial" w:hAnsi="Arial"/>
+                <w:b/>
+                <w:i w:val="0"/>
+                <w:color w:val="0F2540"/>
+                <w:sz w:val="16"/>
+              </w:rPr>
+              <w:t>RMS</w:t>
+            </w:r>
+          </w:p>
+        </w:tc>
+        <w:tc>
+          <w:tcPr>
+            <w:tcW w:type="dxa" w:w="1133"/>
+            <w:shd w:val="clear" w:color="auto" w:fill="FAFAFA"/>
+          </w:tcPr>
+          <w:p>
+            <w:r>
+              <w:rPr>
+                <w:rFonts w:ascii="Arial" w:hAnsi="Arial"/>
+                <w:b w:val="0"/>
+                <w:i w:val="0"/>
+                <w:color w:val="333333"/>
+                <w:sz w:val="16"/>
+              </w:rPr>
+              <w:t>Hermès</w:t>
+            </w:r>
+          </w:p>
+        </w:tc>
+        <w:tc>
+          <w:tcPr>
+            <w:tcW w:type="dxa" w:w="1133"/>
+            <w:shd w:val="clear" w:color="auto" w:fill="FAFAFA"/>
+          </w:tcPr>
+          <w:p>
+            <w:r>
+              <w:rPr>
+                <w:rFonts w:ascii="Arial" w:hAnsi="Arial"/>
+                <w:b w:val="0"/>
+                <w:i w:val="0"/>
+                <w:color w:val="333333"/>
+                <w:sz w:val="16"/>
+              </w:rPr>
+              <w:t>2</w:t>
+            </w:r>
+          </w:p>
+        </w:tc>
+        <w:tc>
+          <w:tcPr>
+            <w:tcW w:type="dxa" w:w="1133"/>
+            <w:shd w:val="clear" w:color="auto" w:fill="FAFAFA"/>
+          </w:tcPr>
+          <w:p>
+            <w:r>
+              <w:rPr>
+                <w:rFonts w:ascii="Arial" w:hAnsi="Arial"/>
+                <w:b w:val="0"/>
+                <w:i w:val="0"/>
+                <w:color w:val="333333"/>
+                <w:sz w:val="16"/>
+              </w:rPr>
+              <w:t>1795.95</w:t>
+            </w:r>
+          </w:p>
+        </w:tc>
+        <w:tc>
+          <w:tcPr>
+            <w:tcW w:type="dxa" w:w="1133"/>
+            <w:shd w:val="clear" w:color="auto" w:fill="FAFAFA"/>
+          </w:tcPr>
+          <w:p>
+            <w:r>
+              <w:rPr>
+                <w:rFonts w:ascii="Arial" w:hAnsi="Arial"/>
+                <w:b w:val="0"/>
+                <w:i w:val="0"/>
+                <w:color w:val="333333"/>
+                <w:sz w:val="16"/>
+              </w:rPr>
+              <w:t>1661.00</w:t>
+            </w:r>
+          </w:p>
+        </w:tc>
+        <w:tc>
+          <w:tcPr>
+            <w:tcW w:type="dxa" w:w="1133"/>
+            <w:shd w:val="clear" w:color="auto" w:fill="FEE2E2"/>
+          </w:tcPr>
+          <w:p>
+            <w:r>
+              <w:rPr>
+                <w:rFonts w:ascii="Arial" w:hAnsi="Arial"/>
+                <w:b/>
+                <w:i w:val="0"/>
+                <w:color w:val="DC2626"/>
+                <w:sz w:val="16"/>
+              </w:rPr>
+              <w:t>-7.5%</w:t>
+            </w:r>
+          </w:p>
+        </w:tc>
+        <w:tc>
+          <w:tcPr>
+            <w:tcW w:type="dxa" w:w="1133"/>
+            <w:shd w:val="clear" w:color="auto" w:fill="FEE2E2"/>
+          </w:tcPr>
+          <w:p>
+            <w:r>
+              <w:rPr>
+                <w:rFonts w:ascii="Arial" w:hAnsi="Arial"/>
+                <w:b/>
+                <w:i w:val="0"/>
+                <w:color w:val="DC2626"/>
+                <w:sz w:val="16"/>
+              </w:rPr>
+              <w:t>-270€</w:t>
+            </w:r>
+          </w:p>
+        </w:tc>
+        <w:tc>
+          <w:tcPr>
+            <w:tcW w:type="dxa" w:w="1133"/>
+            <w:shd w:val="clear" w:color="auto" w:fill="F8FAFC"/>
+          </w:tcPr>
+          <w:p>
+            <w:r>
+              <w:rPr>
+                <w:rFonts w:ascii="Arial" w:hAnsi="Arial"/>
+                <w:b/>
+                <w:i w:val="0"/>
+                <w:color w:val="0F2540"/>
+                <w:sz w:val="16"/>
+              </w:rPr>
+              <w:t>A 90/100</w:t>
+            </w:r>
+          </w:p>
+        </w:tc>
+        <w:tc>
+          <w:tcPr>
+            <w:tcW w:type="dxa" w:w="1133"/>
+            <w:shd w:val="clear" w:color="auto" w:fill="FFFBEB"/>
+          </w:tcPr>
+          <w:p>
+            <w:r>
+              <w:rPr>
+                <w:rFonts w:ascii="Arial" w:hAnsi="Arial"/>
+                <w:b/>
+                <w:i w:val="0"/>
+                <w:color w:val="D97706"/>
+                <w:sz w:val="16"/>
+              </w:rPr>
+              <w:t>ZONE ACTIVE</w:t>
+            </w:r>
+          </w:p>
+        </w:tc>
+      </w:tr>
+      <w:tr>
+        <w:tc>
+          <w:tcPr>
+            <w:tcW w:type="dxa" w:w="1133"/>
+            <w:shd w:val="clear" w:color="auto" w:fill="EFF6FF"/>
+          </w:tcPr>
+          <w:p>
+            <w:r>
+              <w:rPr>
+                <w:rFonts w:ascii="Arial" w:hAnsi="Arial"/>
+                <w:b/>
+                <w:i w:val="0"/>
+                <w:color w:val="0F2540"/>
+                <w:sz w:val="16"/>
+              </w:rPr>
+              <w:t>AI</w:t>
+            </w:r>
+          </w:p>
+        </w:tc>
+        <w:tc>
+          <w:tcPr>
+            <w:tcW w:type="dxa" w:w="1133"/>
+            <w:shd w:val="clear" w:color="auto" w:fill="FAFAFA"/>
+          </w:tcPr>
+          <w:p>
+            <w:r>
+              <w:rPr>
+                <w:rFonts w:ascii="Arial" w:hAnsi="Arial"/>
+                <w:b w:val="0"/>
+                <w:i w:val="0"/>
+                <w:color w:val="333333"/>
+                <w:sz w:val="16"/>
+              </w:rPr>
+              <w:t>Air Liquide</w:t>
+            </w:r>
+          </w:p>
+        </w:tc>
+        <w:tc>
+          <w:tcPr>
+            <w:tcW w:type="dxa" w:w="1133"/>
+            <w:shd w:val="clear" w:color="auto" w:fill="FAFAFA"/>
+          </w:tcPr>
+          <w:p>
+            <w:r>
+              <w:rPr>
+                <w:rFonts w:ascii="Arial" w:hAnsi="Arial"/>
+                <w:b w:val="0"/>
+                <w:i w:val="0"/>
+                <w:color w:val="333333"/>
+                <w:sz w:val="16"/>
+              </w:rPr>
+              <w:t>10</w:t>
+            </w:r>
+          </w:p>
+        </w:tc>
+        <w:tc>
+          <w:tcPr>
+            <w:tcW w:type="dxa" w:w="1133"/>
+            <w:shd w:val="clear" w:color="auto" w:fill="FAFAFA"/>
+          </w:tcPr>
+          <w:p>
+            <w:r>
+              <w:rPr>
+                <w:rFonts w:ascii="Arial" w:hAnsi="Arial"/>
+                <w:b w:val="0"/>
+                <w:i w:val="0"/>
+                <w:color w:val="333333"/>
+                <w:sz w:val="16"/>
+              </w:rPr>
+              <w:t>159.31</w:t>
+            </w:r>
+          </w:p>
+        </w:tc>
+        <w:tc>
+          <w:tcPr>
+            <w:tcW w:type="dxa" w:w="1133"/>
+            <w:shd w:val="clear" w:color="auto" w:fill="FAFAFA"/>
+          </w:tcPr>
+          <w:p>
+            <w:r>
+              <w:rPr>
+                <w:rFonts w:ascii="Arial" w:hAnsi="Arial"/>
+                <w:b w:val="0"/>
+                <w:i w:val="0"/>
+                <w:color w:val="333333"/>
+                <w:sz w:val="16"/>
+              </w:rPr>
+              <w:t>175.12</w:t>
+            </w:r>
+          </w:p>
+        </w:tc>
+        <w:tc>
+          <w:tcPr>
+            <w:tcW w:type="dxa" w:w="1133"/>
             <w:shd w:val="clear" w:color="auto" w:fill="DCFCE7"/>
           </w:tcPr>
           <w:p>
@@ -590,6 +864,60 @@
                 <w:color w:val="16A34A"/>
                 <w:sz w:val="16"/>
               </w:rPr>
+              <w:t>+9.9%</w:t>
+            </w:r>
+          </w:p>
+        </w:tc>
+        <w:tc>
+          <w:tcPr>
+            <w:tcW w:type="dxa" w:w="1133"/>
+            <w:shd w:val="clear" w:color="auto" w:fill="DCFCE7"/>
+          </w:tcPr>
+          <w:p>
+            <w:r>
+              <w:rPr>
+                <w:rFonts w:ascii="Arial" w:hAnsi="Arial"/>
+                <w:b/>
+                <w:i w:val="0"/>
+                <w:color w:val="16A34A"/>
+                <w:sz w:val="16"/>
+              </w:rPr>
+              <w:t>+158€</w:t>
+            </w:r>
+          </w:p>
+        </w:tc>
+        <w:tc>
+          <w:tcPr>
+            <w:tcW w:type="dxa" w:w="1133"/>
+            <w:shd w:val="clear" w:color="auto" w:fill="F8FAFC"/>
+          </w:tcPr>
+          <w:p>
+            <w:r>
+              <w:rPr>
+                <w:rFonts w:ascii="Arial" w:hAnsi="Arial"/>
+                <w:b/>
+                <w:i w:val="0"/>
+                <w:color w:val="0F2540"/>
+                <w:sz w:val="16"/>
+              </w:rPr>
+              <w:t>A 82/100</w:t>
+            </w:r>
+          </w:p>
+        </w:tc>
+        <w:tc>
+          <w:tcPr>
+            <w:tcW w:type="dxa" w:w="1133"/>
+            <w:shd w:val="clear" w:color="auto" w:fill="DCFCE7"/>
+          </w:tcPr>
+          <w:p>
+            <w:r>
+              <w:rPr>
+                <w:rFonts w:ascii="Arial" w:hAnsi="Arial"/>
+                <w:b/>
+                <w:i w:val="0"/>
+                <w:color w:val="16A34A"/>
+                <w:sz w:val="16"/>
+              </w:rPr>
               <w:t>ZONE ACTIVE</w:t>
             </w:r>
           </w:p>
@@ -610,7 +938,7 @@
                 <w:color w:val="0F2540"/>
                 <w:sz w:val="16"/>
               </w:rPr>
-              <w:t>RMS</w:t>
+              <w:t>LR</w:t>
             </w:r>
           </w:p>
         </w:tc>
@@ -628,7 +956,7 @@
                 <w:color w:val="333333"/>
                 <w:sz w:val="16"/>
               </w:rPr>
-              <w:t>Hermès</w:t>
+              <w:t>Legrand</w:t>
             </w:r>
           </w:p>
         </w:tc>
@@ -646,7 +974,7 @@
                 <w:color w:val="333333"/>
                 <w:sz w:val="16"/>
               </w:rPr>
-              <w:t>2</w:t>
+              <w:t>5</w:t>
             </w:r>
           </w:p>
         </w:tc>
@@ -664,7 +992,7 @@
                 <w:color w:val="333333"/>
                 <w:sz w:val="16"/>
               </w:rPr>
-              <w:t>1795.95</w:t>
+              <w:t>139.23</w:t>
             </w:r>
           </w:p>
         </w:tc>
@@ -682,7 +1010,335 @@
                 <w:color w:val="333333"/>
                 <w:sz w:val="16"/>
               </w:rPr>
-              <w:t>1669.50</w:t>
+              <w:t>156.50</w:t>
+            </w:r>
+          </w:p>
+        </w:tc>
+        <w:tc>
+          <w:tcPr>
+            <w:tcW w:type="dxa" w:w="1133"/>
+            <w:shd w:val="clear" w:color="auto" w:fill="DCFCE7"/>
+          </w:tcPr>
+          <w:p>
+            <w:r>
+              <w:rPr>
+                <w:rFonts w:ascii="Arial" w:hAnsi="Arial"/>
+                <w:b/>
+                <w:i w:val="0"/>
+                <w:color w:val="16A34A"/>
+                <w:sz w:val="16"/>
+              </w:rPr>
+              <w:t>+12.4%</w:t>
+            </w:r>
+          </w:p>
+        </w:tc>
+        <w:tc>
+          <w:tcPr>
+            <w:tcW w:type="dxa" w:w="1133"/>
+            <w:shd w:val="clear" w:color="auto" w:fill="DCFCE7"/>
+          </w:tcPr>
+          <w:p>
+            <w:r>
+              <w:rPr>
+                <w:rFonts w:ascii="Arial" w:hAnsi="Arial"/>
+                <w:b/>
+                <w:i w:val="0"/>
+                <w:color w:val="16A34A"/>
+                <w:sz w:val="16"/>
+              </w:rPr>
+              <w:t>+86€</w:t>
+            </w:r>
+          </w:p>
+        </w:tc>
+        <w:tc>
+          <w:tcPr>
+            <w:tcW w:type="dxa" w:w="1133"/>
+            <w:shd w:val="clear" w:color="auto" w:fill="F8FAFC"/>
+          </w:tcPr>
+          <w:p>
+            <w:r>
+              <w:rPr>
+                <w:rFonts w:ascii="Arial" w:hAnsi="Arial"/>
+                <w:b/>
+                <w:i w:val="0"/>
+                <w:color w:val="0F2540"/>
+                <w:sz w:val="16"/>
+              </w:rPr>
+              <w:t>A 90/100</w:t>
+            </w:r>
+          </w:p>
+        </w:tc>
+        <w:tc>
+          <w:tcPr>
+            <w:tcW w:type="dxa" w:w="1133"/>
+            <w:shd w:val="clear" w:color="auto" w:fill="F8FAFC"/>
+          </w:tcPr>
+          <w:p>
+            <w:r>
+              <w:rPr>
+                <w:rFonts w:ascii="Arial" w:hAnsi="Arial"/>
+                <w:b/>
+                <w:i w:val="0"/>
+                <w:color w:val="6B7280"/>
+                <w:sz w:val="16"/>
+              </w:rPr>
+              <w:t>⚪ SURVEILLER</w:t>
+            </w:r>
+          </w:p>
+        </w:tc>
+      </w:tr>
+      <w:tr>
+        <w:tc>
+          <w:tcPr>
+            <w:tcW w:type="dxa" w:w="1133"/>
+            <w:shd w:val="clear" w:color="auto" w:fill="EFF6FF"/>
+          </w:tcPr>
+          <w:p>
+            <w:r>
+              <w:rPr>
+                <w:rFonts w:ascii="Arial" w:hAnsi="Arial"/>
+                <w:b/>
+                <w:i w:val="0"/>
+                <w:color w:val="0F2540"/>
+                <w:sz w:val="16"/>
+              </w:rPr>
+              <w:t>SU</w:t>
+            </w:r>
+          </w:p>
+        </w:tc>
+        <w:tc>
+          <w:tcPr>
+            <w:tcW w:type="dxa" w:w="1133"/>
+            <w:shd w:val="clear" w:color="auto" w:fill="FAFAFA"/>
+          </w:tcPr>
+          <w:p>
+            <w:r>
+              <w:rPr>
+                <w:rFonts w:ascii="Arial" w:hAnsi="Arial"/>
+                <w:b w:val="0"/>
+                <w:i w:val="0"/>
+                <w:color w:val="333333"/>
+                <w:sz w:val="16"/>
+              </w:rPr>
+              <w:t>Schneider El</w:t>
+            </w:r>
+          </w:p>
+        </w:tc>
+        <w:tc>
+          <w:tcPr>
+            <w:tcW w:type="dxa" w:w="1133"/>
+            <w:shd w:val="clear" w:color="auto" w:fill="FAFAFA"/>
+          </w:tcPr>
+          <w:p>
+            <w:r>
+              <w:rPr>
+                <w:rFonts w:ascii="Arial" w:hAnsi="Arial"/>
+                <w:b w:val="0"/>
+                <w:i w:val="0"/>
+                <w:color w:val="333333"/>
+                <w:sz w:val="16"/>
+              </w:rPr>
+              <w:t>7</w:t>
+            </w:r>
+          </w:p>
+        </w:tc>
+        <w:tc>
+          <w:tcPr>
+            <w:tcW w:type="dxa" w:w="1133"/>
+            <w:shd w:val="clear" w:color="auto" w:fill="FAFAFA"/>
+          </w:tcPr>
+          <w:p>
+            <w:r>
+              <w:rPr>
+                <w:rFonts w:ascii="Arial" w:hAnsi="Arial"/>
+                <w:b w:val="0"/>
+                <w:i w:val="0"/>
+                <w:color w:val="333333"/>
+                <w:sz w:val="16"/>
+              </w:rPr>
+              <w:t>240.72</w:t>
+            </w:r>
+          </w:p>
+        </w:tc>
+        <w:tc>
+          <w:tcPr>
+            <w:tcW w:type="dxa" w:w="1133"/>
+            <w:shd w:val="clear" w:color="auto" w:fill="FAFAFA"/>
+          </w:tcPr>
+          <w:p>
+            <w:r>
+              <w:rPr>
+                <w:rFonts w:ascii="Arial" w:hAnsi="Arial"/>
+                <w:b w:val="0"/>
+                <w:i w:val="0"/>
+                <w:color w:val="333333"/>
+                <w:sz w:val="16"/>
+              </w:rPr>
+              <w:t>272.60</w:t>
+            </w:r>
+          </w:p>
+        </w:tc>
+        <w:tc>
+          <w:tcPr>
+            <w:tcW w:type="dxa" w:w="1133"/>
+            <w:shd w:val="clear" w:color="auto" w:fill="DCFCE7"/>
+          </w:tcPr>
+          <w:p>
+            <w:r>
+              <w:rPr>
+                <w:rFonts w:ascii="Arial" w:hAnsi="Arial"/>
+                <w:b/>
+                <w:i w:val="0"/>
+                <w:color w:val="16A34A"/>
+                <w:sz w:val="16"/>
+              </w:rPr>
+              <w:t>+13.2%</w:t>
+            </w:r>
+          </w:p>
+        </w:tc>
+        <w:tc>
+          <w:tcPr>
+            <w:tcW w:type="dxa" w:w="1133"/>
+            <w:shd w:val="clear" w:color="auto" w:fill="DCFCE7"/>
+          </w:tcPr>
+          <w:p>
+            <w:r>
+              <w:rPr>
+                <w:rFonts w:ascii="Arial" w:hAnsi="Arial"/>
+                <w:b/>
+                <w:i w:val="0"/>
+                <w:color w:val="16A34A"/>
+                <w:sz w:val="16"/>
+              </w:rPr>
+              <w:t>+223€</w:t>
+            </w:r>
+          </w:p>
+        </w:tc>
+        <w:tc>
+          <w:tcPr>
+            <w:tcW w:type="dxa" w:w="1133"/>
+            <w:shd w:val="clear" w:color="auto" w:fill="F8FAFC"/>
+          </w:tcPr>
+          <w:p>
+            <w:r>
+              <w:rPr>
+                <w:rFonts w:ascii="Arial" w:hAnsi="Arial"/>
+                <w:b/>
+                <w:i w:val="0"/>
+                <w:color w:val="0F2540"/>
+                <w:sz w:val="16"/>
+              </w:rPr>
+              <w:t>A 90/100</w:t>
+            </w:r>
+          </w:p>
+        </w:tc>
+        <w:tc>
+          <w:tcPr>
+            <w:tcW w:type="dxa" w:w="1133"/>
+            <w:shd w:val="clear" w:color="auto" w:fill="F8FAFC"/>
+          </w:tcPr>
+          <w:p>
+            <w:r>
+              <w:rPr>
+                <w:rFonts w:ascii="Arial" w:hAnsi="Arial"/>
+                <w:b/>
+                <w:i w:val="0"/>
+                <w:color w:val="6B7280"/>
+                <w:sz w:val="16"/>
+              </w:rPr>
+              <w:t>⚪ SURVEILLER</w:t>
+            </w:r>
+          </w:p>
+        </w:tc>
+      </w:tr>
+      <w:tr>
+        <w:tc>
+          <w:tcPr>
+            <w:tcW w:type="dxa" w:w="1133"/>
+            <w:shd w:val="clear" w:color="auto" w:fill="EFF6FF"/>
+          </w:tcPr>
+          <w:p>
+            <w:r>
+              <w:rPr>
+                <w:rFonts w:ascii="Arial" w:hAnsi="Arial"/>
+                <w:b/>
+                <w:i w:val="0"/>
+                <w:color w:val="0F2540"/>
+                <w:sz w:val="16"/>
+              </w:rPr>
+              <w:t>HO</w:t>
+            </w:r>
+          </w:p>
+        </w:tc>
+        <w:tc>
+          <w:tcPr>
+            <w:tcW w:type="dxa" w:w="1133"/>
+            <w:shd w:val="clear" w:color="auto" w:fill="FAFAFA"/>
+          </w:tcPr>
+          <w:p>
+            <w:r>
+              <w:rPr>
+                <w:rFonts w:ascii="Arial" w:hAnsi="Arial"/>
+                <w:b w:val="0"/>
+                <w:i w:val="0"/>
+                <w:color w:val="333333"/>
+                <w:sz w:val="16"/>
+              </w:rPr>
+              <w:t>Thales</w:t>
+            </w:r>
+          </w:p>
+        </w:tc>
+        <w:tc>
+          <w:tcPr>
+            <w:tcW w:type="dxa" w:w="1133"/>
+            <w:shd w:val="clear" w:color="auto" w:fill="FAFAFA"/>
+          </w:tcPr>
+          <w:p>
+            <w:r>
+              <w:rPr>
+                <w:rFonts w:ascii="Arial" w:hAnsi="Arial"/>
+                <w:b w:val="0"/>
+                <w:i w:val="0"/>
+                <w:color w:val="333333"/>
+                <w:sz w:val="16"/>
+              </w:rPr>
+              <w:t>3</w:t>
+            </w:r>
+          </w:p>
+        </w:tc>
+        <w:tc>
+          <w:tcPr>
+            <w:tcW w:type="dxa" w:w="1133"/>
+            <w:shd w:val="clear" w:color="auto" w:fill="FAFAFA"/>
+          </w:tcPr>
+          <w:p>
+            <w:r>
+              <w:rPr>
+                <w:rFonts w:ascii="Arial" w:hAnsi="Arial"/>
+                <w:b w:val="0"/>
+                <w:i w:val="0"/>
+                <w:color w:val="333333"/>
+                <w:sz w:val="16"/>
+              </w:rPr>
+              <w:t>237.08</w:t>
+            </w:r>
+          </w:p>
+        </w:tc>
+        <w:tc>
+          <w:tcPr>
+            <w:tcW w:type="dxa" w:w="1133"/>
+            <w:shd w:val="clear" w:color="auto" w:fill="FAFAFA"/>
+          </w:tcPr>
+          <w:p>
+            <w:r>
+              <w:rPr>
+                <w:rFonts w:ascii="Arial" w:hAnsi="Arial"/>
+                <w:b w:val="0"/>
+                <w:i w:val="0"/>
+                <w:color w:val="333333"/>
+                <w:sz w:val="16"/>
+              </w:rPr>
+              <w:t>227.90</w:t>
             </w:r>
           </w:p>
         </w:tc>
@@ -700,7 +1356,7 @@
                 <w:color w:val="DC2626"/>
                 <w:sz w:val="16"/>
               </w:rPr>
-              <w:t>-7.0%</w:t>
+              <w:t>-3.9%</w:t>
             </w:r>
           </w:p>
         </w:tc>
@@ -718,7 +1374,7 @@
                 <w:color w:val="DC2626"/>
                 <w:sz w:val="16"/>
               </w:rPr>
-              <w:t>-253€</w:t>
+              <w:t>-28€</w:t>
             </w:r>
           </w:p>
         </w:tc>
@@ -743,7 +1399,7 @@
         <w:tc>
           <w:tcPr>
             <w:tcW w:type="dxa" w:w="1133"/>
-            <w:shd w:val="clear" w:color="auto" w:fill="FFFBEB"/>
+            <w:shd w:val="clear" w:color="auto" w:fill="DCFCE7"/>
           </w:tcPr>
           <w:p>
             <w:r>
@@ -751,7 +1407,7 @@
                 <w:rFonts w:ascii="Arial" w:hAnsi="Arial"/>
                 <w:b/>
                 <w:i w:val="0"/>
-                <w:color w:val="D97706"/>
+                <w:color w:val="16A34A"/>
                 <w:sz w:val="16"/>
               </w:rPr>
               <w:t>ZONE ACTIVE</w:t>
@@ -774,7 +1430,7 @@
                 <w:color w:val="0F2540"/>
                 <w:sz w:val="16"/>
               </w:rPr>
-              <w:t>AI</w:t>
+              <w:t>TTE</w:t>
             </w:r>
           </w:p>
         </w:tc>
@@ -792,7 +1448,7 @@
                 <w:color w:val="333333"/>
                 <w:sz w:val="16"/>
               </w:rPr>
-              <w:t>Air Liquide</w:t>
+              <w:t>TotalEnergie</w:t>
             </w:r>
           </w:p>
         </w:tc>
@@ -810,7 +1466,7 @@
                 <w:color w:val="333333"/>
                 <w:sz w:val="16"/>
               </w:rPr>
-              <w:t>10</w:t>
+              <w:t>20</w:t>
             </w:r>
           </w:p>
         </w:tc>
@@ -828,7 +1484,7 @@
                 <w:color w:val="333333"/>
                 <w:sz w:val="16"/>
               </w:rPr>
-              <w:t>159.31</w:t>
+              <w:t>50.52</w:t>
             </w:r>
           </w:p>
         </w:tc>
@@ -846,7 +1502,7 @@
                 <w:color w:val="333333"/>
                 <w:sz w:val="16"/>
               </w:rPr>
-              <w:t>175.68</w:t>
+              <w:t>75.80</w:t>
             </w:r>
           </w:p>
         </w:tc>
@@ -864,7 +1520,7 @@
                 <w:color w:val="16A34A"/>
                 <w:sz w:val="16"/>
               </w:rPr>
-              <w:t>+10.3%</w:t>
+              <w:t>+50.0%</w:t>
             </w:r>
           </w:p>
         </w:tc>
@@ -882,663 +1538,7 @@
                 <w:color w:val="16A34A"/>
                 <w:sz w:val="16"/>
               </w:rPr>
-              <w:t>+164€</w:t>
-            </w:r>
-          </w:p>
-        </w:tc>
-        <w:tc>
-          <w:tcPr>
-            <w:tcW w:type="dxa" w:w="1133"/>
-            <w:shd w:val="clear" w:color="auto" w:fill="F8FAFC"/>
-          </w:tcPr>
-          <w:p>
-            <w:r>
-              <w:rPr>
-                <w:rFonts w:ascii="Arial" w:hAnsi="Arial"/>
-                <w:b/>
-                <w:i w:val="0"/>
-                <w:color w:val="0F2540"/>
-                <w:sz w:val="16"/>
-              </w:rPr>
-              <w:t>A 82/100</w:t>
-            </w:r>
-          </w:p>
-        </w:tc>
-        <w:tc>
-          <w:tcPr>
-            <w:tcW w:type="dxa" w:w="1133"/>
-            <w:shd w:val="clear" w:color="auto" w:fill="FFFBEB"/>
-          </w:tcPr>
-          <w:p>
-            <w:r>
-              <w:rPr>
-                <w:rFonts w:ascii="Arial" w:hAnsi="Arial"/>
-                <w:b/>
-                <w:i w:val="0"/>
-                <w:color w:val="D97706"/>
-                <w:sz w:val="16"/>
-              </w:rPr>
-              <w:t>ZONE ACTIVE</w:t>
-            </w:r>
-          </w:p>
-        </w:tc>
-      </w:tr>
-      <w:tr>
-        <w:tc>
-          <w:tcPr>
-            <w:tcW w:type="dxa" w:w="1133"/>
-            <w:shd w:val="clear" w:color="auto" w:fill="EFF6FF"/>
-          </w:tcPr>
-          <w:p>
-            <w:r>
-              <w:rPr>
-                <w:rFonts w:ascii="Arial" w:hAnsi="Arial"/>
-                <w:b/>
-                <w:i w:val="0"/>
-                <w:color w:val="0F2540"/>
-                <w:sz w:val="16"/>
-              </w:rPr>
-              <w:t>LR</w:t>
-            </w:r>
-          </w:p>
-        </w:tc>
-        <w:tc>
-          <w:tcPr>
-            <w:tcW w:type="dxa" w:w="1133"/>
-            <w:shd w:val="clear" w:color="auto" w:fill="FAFAFA"/>
-          </w:tcPr>
-          <w:p>
-            <w:r>
-              <w:rPr>
-                <w:rFonts w:ascii="Arial" w:hAnsi="Arial"/>
-                <w:b w:val="0"/>
-                <w:i w:val="0"/>
-                <w:color w:val="333333"/>
-                <w:sz w:val="16"/>
-              </w:rPr>
-              <w:t>Legrand</w:t>
-            </w:r>
-          </w:p>
-        </w:tc>
-        <w:tc>
-          <w:tcPr>
-            <w:tcW w:type="dxa" w:w="1133"/>
-            <w:shd w:val="clear" w:color="auto" w:fill="FAFAFA"/>
-          </w:tcPr>
-          <w:p>
-            <w:r>
-              <w:rPr>
-                <w:rFonts w:ascii="Arial" w:hAnsi="Arial"/>
-                <w:b w:val="0"/>
-                <w:i w:val="0"/>
-                <w:color w:val="333333"/>
-                <w:sz w:val="16"/>
-              </w:rPr>
-              <w:t>5</w:t>
-            </w:r>
-          </w:p>
-        </w:tc>
-        <w:tc>
-          <w:tcPr>
-            <w:tcW w:type="dxa" w:w="1133"/>
-            <w:shd w:val="clear" w:color="auto" w:fill="FAFAFA"/>
-          </w:tcPr>
-          <w:p>
-            <w:r>
-              <w:rPr>
-                <w:rFonts w:ascii="Arial" w:hAnsi="Arial"/>
-                <w:b w:val="0"/>
-                <w:i w:val="0"/>
-                <w:color w:val="333333"/>
-                <w:sz w:val="16"/>
-              </w:rPr>
-              <w:t>139.23</w:t>
-            </w:r>
-          </w:p>
-        </w:tc>
-        <w:tc>
-          <w:tcPr>
-            <w:tcW w:type="dxa" w:w="1133"/>
-            <w:shd w:val="clear" w:color="auto" w:fill="FAFAFA"/>
-          </w:tcPr>
-          <w:p>
-            <w:r>
-              <w:rPr>
-                <w:rFonts w:ascii="Arial" w:hAnsi="Arial"/>
-                <w:b w:val="0"/>
-                <w:i w:val="0"/>
-                <w:color w:val="333333"/>
-                <w:sz w:val="16"/>
-              </w:rPr>
-              <w:t>156.35</w:t>
-            </w:r>
-          </w:p>
-        </w:tc>
-        <w:tc>
-          <w:tcPr>
-            <w:tcW w:type="dxa" w:w="1133"/>
-            <w:shd w:val="clear" w:color="auto" w:fill="DCFCE7"/>
-          </w:tcPr>
-          <w:p>
-            <w:r>
-              <w:rPr>
-                <w:rFonts w:ascii="Arial" w:hAnsi="Arial"/>
-                <w:b/>
-                <w:i w:val="0"/>
-                <w:color w:val="16A34A"/>
-                <w:sz w:val="16"/>
-              </w:rPr>
-              <w:t>+12.3%</w:t>
-            </w:r>
-          </w:p>
-        </w:tc>
-        <w:tc>
-          <w:tcPr>
-            <w:tcW w:type="dxa" w:w="1133"/>
-            <w:shd w:val="clear" w:color="auto" w:fill="DCFCE7"/>
-          </w:tcPr>
-          <w:p>
-            <w:r>
-              <w:rPr>
-                <w:rFonts w:ascii="Arial" w:hAnsi="Arial"/>
-                <w:b/>
-                <w:i w:val="0"/>
-                <w:color w:val="16A34A"/>
-                <w:sz w:val="16"/>
-              </w:rPr>
-              <w:t>+86€</w:t>
-            </w:r>
-          </w:p>
-        </w:tc>
-        <w:tc>
-          <w:tcPr>
-            <w:tcW w:type="dxa" w:w="1133"/>
-            <w:shd w:val="clear" w:color="auto" w:fill="F8FAFC"/>
-          </w:tcPr>
-          <w:p>
-            <w:r>
-              <w:rPr>
-                <w:rFonts w:ascii="Arial" w:hAnsi="Arial"/>
-                <w:b/>
-                <w:i w:val="0"/>
-                <w:color w:val="0F2540"/>
-                <w:sz w:val="16"/>
-              </w:rPr>
-              <w:t>A 90/100</w:t>
-            </w:r>
-          </w:p>
-        </w:tc>
-        <w:tc>
-          <w:tcPr>
-            <w:tcW w:type="dxa" w:w="1133"/>
-            <w:shd w:val="clear" w:color="auto" w:fill="F8FAFC"/>
-          </w:tcPr>
-          <w:p>
-            <w:r>
-              <w:rPr>
-                <w:rFonts w:ascii="Arial" w:hAnsi="Arial"/>
-                <w:b/>
-                <w:i w:val="0"/>
-                <w:color w:val="6B7280"/>
-                <w:sz w:val="16"/>
-              </w:rPr>
-              <w:t>⚪ SURVEILLER</w:t>
-            </w:r>
-          </w:p>
-        </w:tc>
-      </w:tr>
-      <w:tr>
-        <w:tc>
-          <w:tcPr>
-            <w:tcW w:type="dxa" w:w="1133"/>
-            <w:shd w:val="clear" w:color="auto" w:fill="EFF6FF"/>
-          </w:tcPr>
-          <w:p>
-            <w:r>
-              <w:rPr>
-                <w:rFonts w:ascii="Arial" w:hAnsi="Arial"/>
-                <w:b/>
-                <w:i w:val="0"/>
-                <w:color w:val="0F2540"/>
-                <w:sz w:val="16"/>
-              </w:rPr>
-              <w:t>SU</w:t>
-            </w:r>
-          </w:p>
-        </w:tc>
-        <w:tc>
-          <w:tcPr>
-            <w:tcW w:type="dxa" w:w="1133"/>
-            <w:shd w:val="clear" w:color="auto" w:fill="FAFAFA"/>
-          </w:tcPr>
-          <w:p>
-            <w:r>
-              <w:rPr>
-                <w:rFonts w:ascii="Arial" w:hAnsi="Arial"/>
-                <w:b w:val="0"/>
-                <w:i w:val="0"/>
-                <w:color w:val="333333"/>
-                <w:sz w:val="16"/>
-              </w:rPr>
-              <w:t>Schneider El</w:t>
-            </w:r>
-          </w:p>
-        </w:tc>
-        <w:tc>
-          <w:tcPr>
-            <w:tcW w:type="dxa" w:w="1133"/>
-            <w:shd w:val="clear" w:color="auto" w:fill="FAFAFA"/>
-          </w:tcPr>
-          <w:p>
-            <w:r>
-              <w:rPr>
-                <w:rFonts w:ascii="Arial" w:hAnsi="Arial"/>
-                <w:b w:val="0"/>
-                <w:i w:val="0"/>
-                <w:color w:val="333333"/>
-                <w:sz w:val="16"/>
-              </w:rPr>
-              <w:t>7</w:t>
-            </w:r>
-          </w:p>
-        </w:tc>
-        <w:tc>
-          <w:tcPr>
-            <w:tcW w:type="dxa" w:w="1133"/>
-            <w:shd w:val="clear" w:color="auto" w:fill="FAFAFA"/>
-          </w:tcPr>
-          <w:p>
-            <w:r>
-              <w:rPr>
-                <w:rFonts w:ascii="Arial" w:hAnsi="Arial"/>
-                <w:b w:val="0"/>
-                <w:i w:val="0"/>
-                <w:color w:val="333333"/>
-                <w:sz w:val="16"/>
-              </w:rPr>
-              <w:t>240.72</w:t>
-            </w:r>
-          </w:p>
-        </w:tc>
-        <w:tc>
-          <w:tcPr>
-            <w:tcW w:type="dxa" w:w="1133"/>
-            <w:shd w:val="clear" w:color="auto" w:fill="FAFAFA"/>
-          </w:tcPr>
-          <w:p>
-            <w:r>
-              <w:rPr>
-                <w:rFonts w:ascii="Arial" w:hAnsi="Arial"/>
-                <w:b w:val="0"/>
-                <w:i w:val="0"/>
-                <w:color w:val="333333"/>
-                <w:sz w:val="16"/>
-              </w:rPr>
-              <w:t>274.75</w:t>
-            </w:r>
-          </w:p>
-        </w:tc>
-        <w:tc>
-          <w:tcPr>
-            <w:tcW w:type="dxa" w:w="1133"/>
-            <w:shd w:val="clear" w:color="auto" w:fill="DCFCE7"/>
-          </w:tcPr>
-          <w:p>
-            <w:r>
-              <w:rPr>
-                <w:rFonts w:ascii="Arial" w:hAnsi="Arial"/>
-                <w:b/>
-                <w:i w:val="0"/>
-                <w:color w:val="16A34A"/>
-                <w:sz w:val="16"/>
-              </w:rPr>
-              <w:t>+14.1%</w:t>
-            </w:r>
-          </w:p>
-        </w:tc>
-        <w:tc>
-          <w:tcPr>
-            <w:tcW w:type="dxa" w:w="1133"/>
-            <w:shd w:val="clear" w:color="auto" w:fill="DCFCE7"/>
-          </w:tcPr>
-          <w:p>
-            <w:r>
-              <w:rPr>
-                <w:rFonts w:ascii="Arial" w:hAnsi="Arial"/>
-                <w:b/>
-                <w:i w:val="0"/>
-                <w:color w:val="16A34A"/>
-                <w:sz w:val="16"/>
-              </w:rPr>
-              <w:t>+238€</w:t>
-            </w:r>
-          </w:p>
-        </w:tc>
-        <w:tc>
-          <w:tcPr>
-            <w:tcW w:type="dxa" w:w="1133"/>
-            <w:shd w:val="clear" w:color="auto" w:fill="F8FAFC"/>
-          </w:tcPr>
-          <w:p>
-            <w:r>
-              <w:rPr>
-                <w:rFonts w:ascii="Arial" w:hAnsi="Arial"/>
-                <w:b/>
-                <w:i w:val="0"/>
-                <w:color w:val="0F2540"/>
-                <w:sz w:val="16"/>
-              </w:rPr>
-              <w:t>A 85/100</w:t>
-            </w:r>
-          </w:p>
-        </w:tc>
-        <w:tc>
-          <w:tcPr>
-            <w:tcW w:type="dxa" w:w="1133"/>
-            <w:shd w:val="clear" w:color="auto" w:fill="F8FAFC"/>
-          </w:tcPr>
-          <w:p>
-            <w:r>
-              <w:rPr>
-                <w:rFonts w:ascii="Arial" w:hAnsi="Arial"/>
-                <w:b/>
-                <w:i w:val="0"/>
-                <w:color w:val="6B7280"/>
-                <w:sz w:val="16"/>
-              </w:rPr>
-              <w:t>⚪ SURVEILLER</w:t>
-            </w:r>
-          </w:p>
-        </w:tc>
-      </w:tr>
-      <w:tr>
-        <w:tc>
-          <w:tcPr>
-            <w:tcW w:type="dxa" w:w="1133"/>
-            <w:shd w:val="clear" w:color="auto" w:fill="EFF6FF"/>
-          </w:tcPr>
-          <w:p>
-            <w:r>
-              <w:rPr>
-                <w:rFonts w:ascii="Arial" w:hAnsi="Arial"/>
-                <w:b/>
-                <w:i w:val="0"/>
-                <w:color w:val="0F2540"/>
-                <w:sz w:val="16"/>
-              </w:rPr>
-              <w:t>HO</w:t>
-            </w:r>
-          </w:p>
-        </w:tc>
-        <w:tc>
-          <w:tcPr>
-            <w:tcW w:type="dxa" w:w="1133"/>
-            <w:shd w:val="clear" w:color="auto" w:fill="FAFAFA"/>
-          </w:tcPr>
-          <w:p>
-            <w:r>
-              <w:rPr>
-                <w:rFonts w:ascii="Arial" w:hAnsi="Arial"/>
-                <w:b w:val="0"/>
-                <w:i w:val="0"/>
-                <w:color w:val="333333"/>
-                <w:sz w:val="16"/>
-              </w:rPr>
-              <w:t>Thales</w:t>
-            </w:r>
-          </w:p>
-        </w:tc>
-        <w:tc>
-          <w:tcPr>
-            <w:tcW w:type="dxa" w:w="1133"/>
-            <w:shd w:val="clear" w:color="auto" w:fill="FAFAFA"/>
-          </w:tcPr>
-          <w:p>
-            <w:r>
-              <w:rPr>
-                <w:rFonts w:ascii="Arial" w:hAnsi="Arial"/>
-                <w:b w:val="0"/>
-                <w:i w:val="0"/>
-                <w:color w:val="333333"/>
-                <w:sz w:val="16"/>
-              </w:rPr>
-              <w:t>3</w:t>
-            </w:r>
-          </w:p>
-        </w:tc>
-        <w:tc>
-          <w:tcPr>
-            <w:tcW w:type="dxa" w:w="1133"/>
-            <w:shd w:val="clear" w:color="auto" w:fill="FAFAFA"/>
-          </w:tcPr>
-          <w:p>
-            <w:r>
-              <w:rPr>
-                <w:rFonts w:ascii="Arial" w:hAnsi="Arial"/>
-                <w:b w:val="0"/>
-                <w:i w:val="0"/>
-                <w:color w:val="333333"/>
-                <w:sz w:val="16"/>
-              </w:rPr>
-              <w:t>237.08</w:t>
-            </w:r>
-          </w:p>
-        </w:tc>
-        <w:tc>
-          <w:tcPr>
-            <w:tcW w:type="dxa" w:w="1133"/>
-            <w:shd w:val="clear" w:color="auto" w:fill="FAFAFA"/>
-          </w:tcPr>
-          <w:p>
-            <w:r>
-              <w:rPr>
-                <w:rFonts w:ascii="Arial" w:hAnsi="Arial"/>
-                <w:b w:val="0"/>
-                <w:i w:val="0"/>
-                <w:color w:val="333333"/>
-                <w:sz w:val="16"/>
-              </w:rPr>
-              <w:t>230.70</w:t>
-            </w:r>
-          </w:p>
-        </w:tc>
-        <w:tc>
-          <w:tcPr>
-            <w:tcW w:type="dxa" w:w="1133"/>
-            <w:shd w:val="clear" w:color="auto" w:fill="FEE2E2"/>
-          </w:tcPr>
-          <w:p>
-            <w:r>
-              <w:rPr>
-                <w:rFonts w:ascii="Arial" w:hAnsi="Arial"/>
-                <w:b/>
-                <w:i w:val="0"/>
-                <w:color w:val="DC2626"/>
-                <w:sz w:val="16"/>
-              </w:rPr>
-              <w:t>-2.7%</w:t>
-            </w:r>
-          </w:p>
-        </w:tc>
-        <w:tc>
-          <w:tcPr>
-            <w:tcW w:type="dxa" w:w="1133"/>
-            <w:shd w:val="clear" w:color="auto" w:fill="FEE2E2"/>
-          </w:tcPr>
-          <w:p>
-            <w:r>
-              <w:rPr>
-                <w:rFonts w:ascii="Arial" w:hAnsi="Arial"/>
-                <w:b/>
-                <w:i w:val="0"/>
-                <w:color w:val="DC2626"/>
-                <w:sz w:val="16"/>
-              </w:rPr>
-              <w:t>-19€</w:t>
-            </w:r>
-          </w:p>
-        </w:tc>
-        <w:tc>
-          <w:tcPr>
-            <w:tcW w:type="dxa" w:w="1133"/>
-            <w:shd w:val="clear" w:color="auto" w:fill="F8FAFC"/>
-          </w:tcPr>
-          <w:p>
-            <w:r>
-              <w:rPr>
-                <w:rFonts w:ascii="Arial" w:hAnsi="Arial"/>
-                <w:b/>
-                <w:i w:val="0"/>
-                <w:color w:val="0F2540"/>
-                <w:sz w:val="16"/>
-              </w:rPr>
-              <w:t>A 90/100</w:t>
-            </w:r>
-          </w:p>
-        </w:tc>
-        <w:tc>
-          <w:tcPr>
-            <w:tcW w:type="dxa" w:w="1133"/>
-            <w:shd w:val="clear" w:color="auto" w:fill="DCFCE7"/>
-          </w:tcPr>
-          <w:p>
-            <w:r>
-              <w:rPr>
-                <w:rFonts w:ascii="Arial" w:hAnsi="Arial"/>
-                <w:b/>
-                <w:i w:val="0"/>
-                <w:color w:val="16A34A"/>
-                <w:sz w:val="16"/>
-              </w:rPr>
-              <w:t>ZONE ACTIVE</w:t>
-            </w:r>
-          </w:p>
-        </w:tc>
-      </w:tr>
-      <w:tr>
-        <w:tc>
-          <w:tcPr>
-            <w:tcW w:type="dxa" w:w="1133"/>
-            <w:shd w:val="clear" w:color="auto" w:fill="EFF6FF"/>
-          </w:tcPr>
-          <w:p>
-            <w:r>
-              <w:rPr>
-                <w:rFonts w:ascii="Arial" w:hAnsi="Arial"/>
-                <w:b/>
-                <w:i w:val="0"/>
-                <w:color w:val="0F2540"/>
-                <w:sz w:val="16"/>
-              </w:rPr>
-              <w:t>TTE</w:t>
-            </w:r>
-          </w:p>
-        </w:tc>
-        <w:tc>
-          <w:tcPr>
-            <w:tcW w:type="dxa" w:w="1133"/>
-            <w:shd w:val="clear" w:color="auto" w:fill="FAFAFA"/>
-          </w:tcPr>
-          <w:p>
-            <w:r>
-              <w:rPr>
-                <w:rFonts w:ascii="Arial" w:hAnsi="Arial"/>
-                <w:b w:val="0"/>
-                <w:i w:val="0"/>
-                <w:color w:val="333333"/>
-                <w:sz w:val="16"/>
-              </w:rPr>
-              <w:t>TotalEnergie</w:t>
-            </w:r>
-          </w:p>
-        </w:tc>
-        <w:tc>
-          <w:tcPr>
-            <w:tcW w:type="dxa" w:w="1133"/>
-            <w:shd w:val="clear" w:color="auto" w:fill="FAFAFA"/>
-          </w:tcPr>
-          <w:p>
-            <w:r>
-              <w:rPr>
-                <w:rFonts w:ascii="Arial" w:hAnsi="Arial"/>
-                <w:b w:val="0"/>
-                <w:i w:val="0"/>
-                <w:color w:val="333333"/>
-                <w:sz w:val="16"/>
-              </w:rPr>
-              <w:t>20</w:t>
-            </w:r>
-          </w:p>
-        </w:tc>
-        <w:tc>
-          <w:tcPr>
-            <w:tcW w:type="dxa" w:w="1133"/>
-            <w:shd w:val="clear" w:color="auto" w:fill="FAFAFA"/>
-          </w:tcPr>
-          <w:p>
-            <w:r>
-              <w:rPr>
-                <w:rFonts w:ascii="Arial" w:hAnsi="Arial"/>
-                <w:b w:val="0"/>
-                <w:i w:val="0"/>
-                <w:color w:val="333333"/>
-                <w:sz w:val="16"/>
-              </w:rPr>
-              <w:t>50.52</w:t>
-            </w:r>
-          </w:p>
-        </w:tc>
-        <w:tc>
-          <w:tcPr>
-            <w:tcW w:type="dxa" w:w="1133"/>
-            <w:shd w:val="clear" w:color="auto" w:fill="FAFAFA"/>
-          </w:tcPr>
-          <w:p>
-            <w:r>
-              <w:rPr>
-                <w:rFonts w:ascii="Arial" w:hAnsi="Arial"/>
-                <w:b w:val="0"/>
-                <w:i w:val="0"/>
-                <w:color w:val="333333"/>
-                <w:sz w:val="16"/>
-              </w:rPr>
-              <w:t>75.68</w:t>
-            </w:r>
-          </w:p>
-        </w:tc>
-        <w:tc>
-          <w:tcPr>
-            <w:tcW w:type="dxa" w:w="1133"/>
-            <w:shd w:val="clear" w:color="auto" w:fill="DCFCE7"/>
-          </w:tcPr>
-          <w:p>
-            <w:r>
-              <w:rPr>
-                <w:rFonts w:ascii="Arial" w:hAnsi="Arial"/>
-                <w:b/>
-                <w:i w:val="0"/>
-                <w:color w:val="16A34A"/>
-                <w:sz w:val="16"/>
-              </w:rPr>
-              <w:t>+49.8%</w:t>
-            </w:r>
-          </w:p>
-        </w:tc>
-        <w:tc>
-          <w:tcPr>
-            <w:tcW w:type="dxa" w:w="1133"/>
-            <w:shd w:val="clear" w:color="auto" w:fill="DCFCE7"/>
-          </w:tcPr>
-          <w:p>
-            <w:r>
-              <w:rPr>
-                <w:rFonts w:ascii="Arial" w:hAnsi="Arial"/>
-                <w:b/>
-                <w:i w:val="0"/>
-                <w:color w:val="16A34A"/>
-                <w:sz w:val="16"/>
-              </w:rPr>
-              <w:t>+503€</w:t>
+              <w:t>+506€</w:t>
             </w:r>
           </w:p>
         </w:tc>
@@ -1922,7 +1922,7 @@
                 <w:color w:val="FFFFFF"/>
                 <w:sz w:val="17"/>
               </w:rPr>
-              <w:t>Cash disponible ~385€</w:t>
+              <w:t>Cash disponible ~369€</w:t>
             </w:r>
           </w:p>
         </w:tc>
@@ -1978,7 +1978,7 @@
                 <w:color w:val="333333"/>
                 <w:sz w:val="18"/>
               </w:rPr>
-              <w:t>Zone 185.0-222.0€ · R/R 8.8x · Upside +41.3%</w:t>
+              <w:t>Zone 185.0-222.0€ · R/R 12.0x · Upside +42.9%</w:t>
             </w:r>
           </w:p>
         </w:tc>
@@ -2016,7 +2016,7 @@
                 <w:color w:val="333333"/>
                 <w:sz w:val="18"/>
               </w:rPr>
-              <w:t>Zone 172.0-195.0€ · R/R 1.9x · Upside +16.7%</w:t>
+              <w:t>Zone 172.0-195.0€ · R/R 2.0x · Upside +17.1%</w:t>
             </w:r>
           </w:p>
         </w:tc>
@@ -2054,7 +2054,7 @@
                 <w:color w:val="333333"/>
                 <w:sz w:val="18"/>
               </w:rPr>
-              <w:t>Zone 228.0-268.0€ · R/R 2.5x · Upside +32.2%</w:t>
+              <w:t>Zone 228.0-268.0€ · R/R 2.9x · Upside +33.8%</w:t>
             </w:r>
           </w:p>
         </w:tc>
@@ -2143,7 +2143,7 @@
                 <w:color w:val="F0D080"/>
                 <w:sz w:val="36"/>
               </w:rPr>
-              <w:t xml:space="preserve">+45.1%  </w:t>
+              <w:t xml:space="preserve">+43.3%  </w:t>
             </w:r>
           </w:p>
           <w:p>
@@ -2158,7 +2158,7 @@
                 <w:color w:val="AABBCC"/>
                 <w:sz w:val="18"/>
               </w:rPr>
-              <w:t>+385€  |  val. 1238€</w:t>
+              <w:t>+369€  |  val. 1222€</w:t>
             </w:r>
           </w:p>
         </w:tc>
@@ -2250,7 +2250,7 @@
                 <w:color w:val="333333"/>
                 <w:sz w:val="18"/>
               </w:rPr>
-              <w:t>27.5€</w:t>
+              <w:t>27.16€</w:t>
             </w:r>
           </w:p>
         </w:tc>
@@ -2326,7 +2326,7 @@
                 <w:color w:val="333333"/>
                 <w:sz w:val="18"/>
               </w:rPr>
-              <w:t>17.0€  (38.2% de marge)</w:t>
+              <w:t>17.0€  (37.4% de marge)</w:t>
             </w:r>
           </w:p>
         </w:tc>
@@ -2364,7 +2364,7 @@
                 <w:color w:val="333333"/>
                 <w:sz w:val="18"/>
               </w:rPr>
-              <w:t>28.0€  (+1.8%)</w:t>
+              <w:t>28.0€  (+3.1%)</w:t>
             </w:r>
           </w:p>
         </w:tc>
@@ -2402,7 +2402,7 @@
                 <w:color w:val="333333"/>
                 <w:sz w:val="18"/>
               </w:rPr>
-              <w:t>28.0€  (upside 1.8%)</w:t>
+              <w:t>28.0€  (upside 3.1%)</w:t>
             </w:r>
           </w:p>
         </w:tc>
@@ -2440,7 +2440,7 @@
                 <w:color w:val="333333"/>
                 <w:sz w:val="18"/>
               </w:rPr>
-              <w:t>0.0x  ⚠️ insuffisant</w:t>
+              <w:t>0.1x  ⚠️ insuffisant</w:t>
             </w:r>
           </w:p>
         </w:tc>
@@ -2996,7 +2996,7 @@
                 <w:color w:val="333333"/>
                 <w:sz w:val="18"/>
               </w:rPr>
-              <w:t>— Hors zone (upside 1.8%)</w:t>
+              <w:t>— Hors zone (upside 3.1%)</w:t>
             </w:r>
           </w:p>
         </w:tc>
@@ -3239,7 +3239,7 @@
                 <w:color w:val="333333"/>
                 <w:sz w:val="18"/>
               </w:rPr>
-              <w:t>Position en PV (45.1%). Cours hors zone. Conserver, ne pas renforcer. Surveiller retour vers 19.0€.</w:t>
+              <w:t>Position en PV (43.3%). Cours hors zone. Conserver, ne pas renforcer. Surveiller retour vers 19.0€.</w:t>
             </w:r>
           </w:p>
         </w:tc>
@@ -3336,7 +3336,7 @@
                 <w:color w:val="FF8888"/>
                 <w:sz w:val="36"/>
               </w:rPr>
-              <w:t xml:space="preserve">-18.1%  </w:t>
+              <w:t xml:space="preserve">-19.0%  </w:t>
             </w:r>
           </w:p>
           <w:p>
@@ -3351,7 +3351,7 @@
                 <w:color w:val="AABBCC"/>
                 <w:sz w:val="18"/>
               </w:rPr>
-              <w:t>-115€  |  val. 520€</w:t>
+              <w:t>-121€  |  val. 514€</w:t>
             </w:r>
           </w:p>
         </w:tc>
@@ -3443,7 +3443,7 @@
                 <w:color w:val="333333"/>
                 <w:sz w:val="18"/>
               </w:rPr>
-              <w:t>173.45€</w:t>
+              <w:t>171.4€</w:t>
             </w:r>
           </w:p>
         </w:tc>
@@ -3519,7 +3519,7 @@
                 <w:color w:val="333333"/>
                 <w:sz w:val="18"/>
               </w:rPr>
-              <w:t>165.0€  (4.9% de marge)</w:t>
+              <w:t>165.0€  (3.7% de marge)</w:t>
             </w:r>
           </w:p>
         </w:tc>
@@ -3557,7 +3557,7 @@
                 <w:color w:val="333333"/>
                 <w:sz w:val="18"/>
               </w:rPr>
-              <w:t>248.0€  (+43.0%)</w:t>
+              <w:t>248.0€  (+44.7%)</w:t>
             </w:r>
           </w:p>
         </w:tc>
@@ -3595,7 +3595,7 @@
                 <w:color w:val="333333"/>
                 <w:sz w:val="18"/>
               </w:rPr>
-              <w:t>245.0€  (upside 41.3%)</w:t>
+              <w:t>245.0€  (upside 42.9%)</w:t>
             </w:r>
           </w:p>
         </w:tc>
@@ -3633,7 +3633,7 @@
                 <w:color w:val="333333"/>
                 <w:sz w:val="18"/>
               </w:rPr>
-              <w:t>8.8x  ✅ favorable</w:t>
+              <w:t>12.0x  ✅ favorable</w:t>
             </w:r>
           </w:p>
         </w:tc>
@@ -4397,12 +4397,12 @@
         <w:tc>
           <w:tcPr>
             <w:tcW w:type="dxa" w:w="10200"/>
-            <w:shd w:val="clear" w:color="auto" w:fill="DCFCE7"/>
+            <w:shd w:val="clear" w:color="auto" w:fill="FEE2E2"/>
             <w:tcBorders>
-              <w:top w:val="single" w:sz="4" w:color="16A34A"/>
-              <w:bottom w:val="single" w:sz="4" w:color="16A34A"/>
-              <w:left w:val="single" w:sz="20" w:color="16A34A"/>
-              <w:right w:val="single" w:sz="4" w:color="16A34A"/>
+              <w:top w:val="single" w:sz="4" w:color="DC2626"/>
+              <w:bottom w:val="single" w:sz="4" w:color="DC2626"/>
+              <w:left w:val="single" w:sz="20" w:color="DC2626"/>
+              <w:right w:val="single" w:sz="4" w:color="DC2626"/>
             </w:tcBorders>
           </w:tcPr>
           <w:p>
@@ -4414,10 +4414,10 @@
                 <w:rFonts w:ascii="Arial" w:hAnsi="Arial"/>
                 <w:b/>
                 <w:i w:val="0"/>
-                <w:color w:val="16A34A"/>
+                <w:color w:val="DC2626"/>
                 <w:sz w:val="22"/>
               </w:rPr>
-              <w:t xml:space="preserve">✅ ZONE ACTIVE — R/R favorable  </w:t>
+              <w:t xml:space="preserve">⚠️ STOP PROCHE — distance critique  </w:t>
             </w:r>
           </w:p>
           <w:p>
@@ -4432,7 +4432,7 @@
                 <w:color w:val="333333"/>
                 <w:sz w:val="18"/>
               </w:rPr>
-              <w:t>Cours en zone, R/R 8.8x ≥ 2x. Score 77/100. Conditions réunies pour un renforcement ciblé (max +3% du PEA). Stop à 165.0€ à définir avant passage d'ordre.</w:t>
+              <w:t>Stop à 165.0€. Distance : 3.7% seulement. Vente mécanique si atteint. Ne pas attendre le lundi.</w:t>
             </w:r>
           </w:p>
         </w:tc>
@@ -4529,7 +4529,7 @@
                 <w:color w:val="FF8888"/>
                 <w:sz w:val="36"/>
               </w:rPr>
-              <w:t xml:space="preserve">-7.0%  </w:t>
+              <w:t xml:space="preserve">-7.5%  </w:t>
             </w:r>
           </w:p>
           <w:p>
@@ -4544,7 +4544,7 @@
                 <w:color w:val="AABBCC"/>
                 <w:sz w:val="18"/>
               </w:rPr>
-              <w:t>-253€  |  val. 3339€</w:t>
+              <w:t>-270€  |  val. 3322€</w:t>
             </w:r>
           </w:p>
         </w:tc>
@@ -4636,7 +4636,7 @@
                 <w:color w:val="333333"/>
                 <w:sz w:val="18"/>
               </w:rPr>
-              <w:t>1669.5€</w:t>
+              <w:t>1661.0€</w:t>
             </w:r>
           </w:p>
         </w:tc>
@@ -4712,7 +4712,7 @@
                 <w:color w:val="333333"/>
                 <w:sz w:val="18"/>
               </w:rPr>
-              <w:t>1380.0€  (17.3% de marge)</w:t>
+              <w:t>1380.0€  (16.9% de marge)</w:t>
             </w:r>
           </w:p>
         </w:tc>
@@ -4750,7 +4750,7 @@
                 <w:color w:val="333333"/>
                 <w:sz w:val="18"/>
               </w:rPr>
-              <w:t>1950.0€  (+16.8%)</w:t>
+              <w:t>1950.0€  (+17.4%)</w:t>
             </w:r>
           </w:p>
         </w:tc>
@@ -4788,7 +4788,7 @@
                 <w:color w:val="333333"/>
                 <w:sz w:val="18"/>
               </w:rPr>
-              <w:t>2000.0€  (upside 19.8%)</w:t>
+              <w:t>2000.0€  (upside 20.4%)</w:t>
             </w:r>
           </w:p>
         </w:tc>
@@ -5722,7 +5722,7 @@
                 <w:color w:val="F0D080"/>
                 <w:sz w:val="36"/>
               </w:rPr>
-              <w:t xml:space="preserve">+10.3%  </w:t>
+              <w:t xml:space="preserve">+9.9%  </w:t>
             </w:r>
           </w:p>
           <w:p>
@@ -5737,7 +5737,7 @@
                 <w:color w:val="AABBCC"/>
                 <w:sz w:val="18"/>
               </w:rPr>
-              <w:t>+164€  |  val. 1757€</w:t>
+              <w:t>+158€  |  val. 1751€</w:t>
             </w:r>
           </w:p>
         </w:tc>
@@ -5829,7 +5829,7 @@
                 <w:color w:val="333333"/>
                 <w:sz w:val="18"/>
               </w:rPr>
-              <w:t>175.68€</w:t>
+              <w:t>175.12€</w:t>
             </w:r>
           </w:p>
         </w:tc>
@@ -5905,7 +5905,7 @@
                 <w:color w:val="333333"/>
                 <w:sz w:val="18"/>
               </w:rPr>
-              <w:t>158.0€  (10.1% de marge)</w:t>
+              <w:t>158.0€  (9.8% de marge)</w:t>
             </w:r>
           </w:p>
         </w:tc>
@@ -5943,7 +5943,7 @@
                 <w:color w:val="333333"/>
                 <w:sz w:val="18"/>
               </w:rPr>
-              <w:t>210.0€  (+19.5%)</w:t>
+              <w:t>210.0€  (+19.9%)</w:t>
             </w:r>
           </w:p>
         </w:tc>
@@ -5981,7 +5981,7 @@
                 <w:color w:val="333333"/>
                 <w:sz w:val="18"/>
               </w:rPr>
-              <w:t>205.0€  (upside 16.7%)</w:t>
+              <w:t>205.0€  (upside 17.1%)</w:t>
             </w:r>
           </w:p>
         </w:tc>
@@ -6019,7 +6019,7 @@
                 <w:color w:val="333333"/>
                 <w:sz w:val="18"/>
               </w:rPr>
-              <w:t>1.9x  ✅ favorable</w:t>
+              <w:t>2.0x  ✅ favorable</w:t>
             </w:r>
           </w:p>
         </w:tc>
@@ -6821,12 +6821,12 @@
         <w:tc>
           <w:tcPr>
             <w:tcW w:type="dxa" w:w="10200"/>
-            <w:shd w:val="clear" w:color="auto" w:fill="FFFBEB"/>
+            <w:shd w:val="clear" w:color="auto" w:fill="DCFCE7"/>
             <w:tcBorders>
-              <w:top w:val="single" w:sz="4" w:color="D97706"/>
-              <w:bottom w:val="single" w:sz="4" w:color="D97706"/>
-              <w:left w:val="single" w:sz="20" w:color="D97706"/>
-              <w:right w:val="single" w:sz="4" w:color="D97706"/>
+              <w:top w:val="single" w:sz="4" w:color="16A34A"/>
+              <w:bottom w:val="single" w:sz="4" w:color="16A34A"/>
+              <w:left w:val="single" w:sz="20" w:color="16A34A"/>
+              <w:right w:val="single" w:sz="4" w:color="16A34A"/>
             </w:tcBorders>
           </w:tcPr>
           <w:p>
@@ -6838,10 +6838,10 @@
                 <w:rFonts w:ascii="Arial" w:hAnsi="Arial"/>
                 <w:b/>
                 <w:i w:val="0"/>
-                <w:color w:val="D97706"/>
+                <w:color w:val="16A34A"/>
                 <w:sz w:val="22"/>
               </w:rPr>
-              <w:t xml:space="preserve">🟡 ZONE ACTIVE — R/R &lt; 2x  </w:t>
+              <w:t xml:space="preserve">✅ ZONE ACTIVE — R/R favorable  </w:t>
             </w:r>
           </w:p>
           <w:p>
@@ -6856,7 +6856,7 @@
                 <w:color w:val="333333"/>
                 <w:sz w:val="18"/>
               </w:rPr>
-              <w:t>Cours en zone mais R/R 1.9x &lt; 2x. Garder la position, attendre retour vers 172.0€ pour R/R ≥ 2x. Ne pas renforcer ici.</w:t>
+              <w:t>Cours en zone, R/R 2.0x ≥ 2x. Score 82/100. Conditions réunies pour un renforcement ciblé (max +3% du PEA). Stop à 158.0€ à définir avant passage d'ordre.</w:t>
             </w:r>
           </w:p>
         </w:tc>
@@ -6953,7 +6953,7 @@
                 <w:color w:val="F0D080"/>
                 <w:sz w:val="36"/>
               </w:rPr>
-              <w:t xml:space="preserve">+12.3%  </w:t>
+              <w:t xml:space="preserve">+12.4%  </w:t>
             </w:r>
           </w:p>
           <w:p>
@@ -7060,7 +7060,7 @@
                 <w:color w:val="333333"/>
                 <w:sz w:val="18"/>
               </w:rPr>
-              <w:t>156.35€</w:t>
+              <w:t>156.5€</w:t>
             </w:r>
           </w:p>
         </w:tc>
@@ -7136,7 +7136,7 @@
                 <w:color w:val="333333"/>
                 <w:sz w:val="18"/>
               </w:rPr>
-              <w:t>118.0€  (24.5% de marge)</w:t>
+              <w:t>118.0€  (24.6% de marge)</w:t>
             </w:r>
           </w:p>
         </w:tc>
@@ -7174,7 +7174,7 @@
                 <w:color w:val="333333"/>
                 <w:sz w:val="18"/>
               </w:rPr>
-              <w:t>172.0€  (+10.0%)</w:t>
+              <w:t>172.0€  (+9.9%)</w:t>
             </w:r>
           </w:p>
         </w:tc>
@@ -7212,7 +7212,7 @@
                 <w:color w:val="333333"/>
                 <w:sz w:val="18"/>
               </w:rPr>
-              <w:t>172.0€  (upside 10.0%)</w:t>
+              <w:t>172.0€  (upside 9.9%)</w:t>
             </w:r>
           </w:p>
         </w:tc>
@@ -8087,7 +8087,7 @@
                 <w:color w:val="333333"/>
                 <w:sz w:val="18"/>
               </w:rPr>
-              <w:t>Position en PV de 12.3%. Surveiller chaque vendredi. Agir si zone atteinte avec R/R ≥ 2x.</w:t>
+              <w:t>Position en PV de 12.4%. Surveiller chaque vendredi. Agir si zone atteinte avec R/R ≥ 2x.</w:t>
             </w:r>
           </w:p>
         </w:tc>
@@ -8163,7 +8163,7 @@
                 <w:color w:val="AABBCC"/>
                 <w:sz w:val="16"/>
               </w:rPr>
-              <w:t>Énergie &amp; Automatisation  ·  7 titre(s)  ·  PRU 240.72€  ·  Score QARP 85/100</w:t>
+              <w:t>Énergie &amp; Automatisation  ·  7 titre(s)  ·  PRU 240.72€  ·  Score QARP 90/100</w:t>
             </w:r>
           </w:p>
         </w:tc>
@@ -8184,7 +8184,7 @@
                 <w:color w:val="F0D080"/>
                 <w:sz w:val="36"/>
               </w:rPr>
-              <w:t xml:space="preserve">+14.1%  </w:t>
+              <w:t xml:space="preserve">+13.2%  </w:t>
             </w:r>
           </w:p>
           <w:p>
@@ -8199,7 +8199,7 @@
                 <w:color w:val="AABBCC"/>
                 <w:sz w:val="18"/>
               </w:rPr>
-              <w:t>+238€  |  val. 1923€</w:t>
+              <w:t>+223€  |  val. 1908€</w:t>
             </w:r>
           </w:p>
         </w:tc>
@@ -8291,7 +8291,7 @@
                 <w:color w:val="333333"/>
                 <w:sz w:val="18"/>
               </w:rPr>
-              <w:t>274.75€</w:t>
+              <w:t>272.6€</w:t>
             </w:r>
           </w:p>
         </w:tc>
@@ -8367,7 +8367,7 @@
                 <w:color w:val="333333"/>
                 <w:sz w:val="18"/>
               </w:rPr>
-              <w:t>210.0€  (23.6% de marge)</w:t>
+              <w:t>210.0€  (23.0% de marge)</w:t>
             </w:r>
           </w:p>
         </w:tc>
@@ -8405,7 +8405,7 @@
                 <w:color w:val="333333"/>
                 <w:sz w:val="18"/>
               </w:rPr>
-              <w:t>305.0€  (+11.0%)</w:t>
+              <w:t>305.0€  (+11.9%)</w:t>
             </w:r>
           </w:p>
         </w:tc>
@@ -8443,7 +8443,7 @@
                 <w:color w:val="333333"/>
                 <w:sz w:val="18"/>
               </w:rPr>
-              <w:t>315.0€  (upside 14.6%)</w:t>
+              <w:t>315.0€  (upside 15.6%)</w:t>
             </w:r>
           </w:p>
         </w:tc>
@@ -9280,7 +9280,7 @@
                 <w:color w:val="333333"/>
                 <w:sz w:val="18"/>
               </w:rPr>
-              <w:t>Position en PV de 14.1%. Surveiller chaque vendredi. Agir si zone atteinte avec R/R ≥ 2x.</w:t>
+              <w:t>Position en PV de 13.2%. Surveiller chaque vendredi. Agir si zone atteinte avec R/R ≥ 2x.</w:t>
             </w:r>
           </w:p>
         </w:tc>
@@ -9377,7 +9377,7 @@
                 <w:color w:val="FF8888"/>
                 <w:sz w:val="36"/>
               </w:rPr>
-              <w:t xml:space="preserve">-2.7%  </w:t>
+              <w:t xml:space="preserve">-3.9%  </w:t>
             </w:r>
           </w:p>
           <w:p>
@@ -9392,7 +9392,7 @@
                 <w:color w:val="AABBCC"/>
                 <w:sz w:val="18"/>
               </w:rPr>
-              <w:t>-19€  |  val. 692€</w:t>
+              <w:t>-28€  |  val. 684€</w:t>
             </w:r>
           </w:p>
         </w:tc>
@@ -9484,7 +9484,7 @@
                 <w:color w:val="333333"/>
                 <w:sz w:val="18"/>
               </w:rPr>
-              <w:t>230.7€</w:t>
+              <w:t>227.9€</w:t>
             </w:r>
           </w:p>
         </w:tc>
@@ -9560,7 +9560,7 @@
                 <w:color w:val="333333"/>
                 <w:sz w:val="18"/>
               </w:rPr>
-              <w:t>205.0€  (11.1% de marge)</w:t>
+              <w:t>205.0€  (10.0% de marge)</w:t>
             </w:r>
           </w:p>
         </w:tc>
@@ -9598,7 +9598,7 @@
                 <w:color w:val="333333"/>
                 <w:sz w:val="18"/>
               </w:rPr>
-              <w:t>295.0€  (+27.9%)</w:t>
+              <w:t>295.0€  (+29.4%)</w:t>
             </w:r>
           </w:p>
         </w:tc>
@@ -9636,7 +9636,7 @@
                 <w:color w:val="333333"/>
                 <w:sz w:val="18"/>
               </w:rPr>
-              <w:t>305.0€  (upside 32.2%)</w:t>
+              <w:t>305.0€  (upside 33.8%)</w:t>
             </w:r>
           </w:p>
         </w:tc>
@@ -9674,7 +9674,7 @@
                 <w:color w:val="333333"/>
                 <w:sz w:val="18"/>
               </w:rPr>
-              <w:t>2.5x  ✅ favorable</w:t>
+              <w:t>2.9x  ✅ favorable</w:t>
             </w:r>
           </w:p>
         </w:tc>
@@ -10511,7 +10511,7 @@
                 <w:color w:val="333333"/>
                 <w:sz w:val="18"/>
               </w:rPr>
-              <w:t>Cours en zone, R/R 2.5x ≥ 2x. Score 90/100. Conditions réunies pour un renforcement ciblé (max +3% du PEA). Stop à 205.0€ à définir avant passage d'ordre.</w:t>
+              <w:t>Cours en zone, R/R 2.9x ≥ 2x. Score 90/100. Conditions réunies pour un renforcement ciblé (max +3% du PEA). Stop à 205.0€ à définir avant passage d'ordre.</w:t>
             </w:r>
           </w:p>
         </w:tc>
@@ -10608,7 +10608,7 @@
                 <w:color w:val="F0D080"/>
                 <w:sz w:val="36"/>
               </w:rPr>
-              <w:t xml:space="preserve">+49.8%  </w:t>
+              <w:t xml:space="preserve">+50.0%  </w:t>
             </w:r>
           </w:p>
           <w:p>
@@ -10623,7 +10623,7 @@
                 <w:color w:val="AABBCC"/>
                 <w:sz w:val="18"/>
               </w:rPr>
-              <w:t>+503€  |  val. 1514€</w:t>
+              <w:t>+506€  |  val. 1516€</w:t>
             </w:r>
           </w:p>
         </w:tc>
@@ -10715,7 +10715,7 @@
                 <w:color w:val="333333"/>
                 <w:sz w:val="18"/>
               </w:rPr>
-              <w:t>75.68€</w:t>
+              <w:t>75.8€</w:t>
             </w:r>
           </w:p>
         </w:tc>
@@ -10791,7 +10791,7 @@
                 <w:color w:val="333333"/>
                 <w:sz w:val="18"/>
               </w:rPr>
-              <w:t>62.5€  (17.4% de marge)</w:t>
+              <w:t>62.5€  (17.5% de marge)</w:t>
             </w:r>
           </w:p>
         </w:tc>
@@ -10829,7 +10829,7 @@
                 <w:color w:val="333333"/>
                 <w:sz w:val="18"/>
               </w:rPr>
-              <w:t>96.6€  (+27.6%)</w:t>
+              <w:t>96.6€  (+27.4%)</w:t>
             </w:r>
           </w:p>
         </w:tc>
@@ -10867,7 +10867,7 @@
                 <w:color w:val="333333"/>
                 <w:sz w:val="18"/>
               </w:rPr>
-              <w:t>99.5€  (upside 31.5%)</w:t>
+              <w:t>99.5€  (upside 31.3%)</w:t>
             </w:r>
           </w:p>
         </w:tc>
